--- a/블로그글작성/판례/판례_대법원2023두31454_성토재R-7-1_토양오염우려기준.docx
+++ b/블로그글작성/판례/판례_대법원2023두31454_성토재R-7-1_토양오염우려기준.docx
@@ -654,6 +654,496 @@
           <w:color w:val="000000"/>
         </w:rPr>
         <w:t>※ 본 정리는 판결문(대법원 2023두31454)을 요약한 참고자료이며, 구체적 사안은 원문과 전문가 검토가 필요합니다.</w:t>
+      </w:r>
+    </w:p>
+    <w:p>
+      <w:pPr>
+        <w:pStyle w:val="2"/>
+        <w:spacing w:before="200"/>
+      </w:pPr>
+      <w:r>
+        <w:rPr>
+          <w:rFonts w:ascii="맑은 고딕" w:hAnsi="맑은 고딕" w:eastAsia="맑은 고딕" w:cs="맑은 고딕"/>
+          <w:color w:val="000000"/>
+        </w:rPr>
+        <w:t>적용 법령 조항·문구</w:t>
+      </w:r>
+    </w:p>
+    <w:tbl>
+      <w:tblPr>
+        <w:tblW w:type="pct" w:w="5000"/>
+        <w:tblLook w:firstColumn="1" w:firstRow="1" w:lastColumn="0" w:lastRow="0" w:noHBand="0" w:noVBand="1" w:val="04A0"/>
+        <w:tblBorders>
+          <w:top w:val="single" w:sz="14" w:space="0" w:color="808080"/>
+          <w:left w:val="single" w:sz="14" w:space="0" w:color="808080"/>
+          <w:bottom w:val="single" w:sz="14" w:space="0" w:color="808080"/>
+          <w:right w:val="single" w:sz="14" w:space="0" w:color="808080"/>
+          <w:insideH w:val="single" w:sz="4" w:space="0" w:color="B7B7B7"/>
+          <w:insideV w:val="single" w:sz="4" w:space="0" w:color="B7B7B7"/>
+        </w:tblBorders>
+      </w:tblPr>
+      <w:tblGrid>
+        <w:gridCol w:w="4513"/>
+        <w:gridCol w:w="4513"/>
+      </w:tblGrid>
+      <w:tr>
+        <w:tc>
+          <w:tcPr>
+            <w:tcW w:type="pct" w:w="1400"/>
+            <w:shd w:val="clear" w:color="auto" w:fill="D9D9D9"/>
+            <w:tcBorders>
+              <w:bottom w:val="double" w:sz="6" w:space="0" w:color="808080"/>
+            </w:tcBorders>
+          </w:tcPr>
+          <w:p>
+            <w:r/>
+            <w:r>
+              <w:rPr>
+                <w:rFonts w:ascii="맑은 고딕" w:hAnsi="맑은 고딕" w:eastAsia="맑은 고딕" w:cs="맑은 고딕"/>
+                <w:b/>
+                <w:color w:val="000000"/>
+                <w:sz w:val="19"/>
+              </w:rPr>
+              <w:t>조항</w:t>
+            </w:r>
+          </w:p>
+        </w:tc>
+        <w:tc>
+          <w:tcPr>
+            <w:tcW w:type="pct" w:w="3600"/>
+            <w:shd w:val="clear" w:color="auto" w:fill="D9D9D9"/>
+            <w:tcBorders>
+              <w:bottom w:val="double" w:sz="6" w:space="0" w:color="808080"/>
+            </w:tcBorders>
+          </w:tcPr>
+          <w:p>
+            <w:r/>
+            <w:r>
+              <w:rPr>
+                <w:rFonts w:ascii="맑은 고딕" w:hAnsi="맑은 고딕" w:eastAsia="맑은 고딕" w:cs="맑은 고딕"/>
+                <w:b/>
+                <w:color w:val="000000"/>
+                <w:sz w:val="19"/>
+              </w:rPr>
+              <w:t>적용 문구</w:t>
+            </w:r>
+          </w:p>
+        </w:tc>
+      </w:tr>
+      <w:tr>
+        <w:tc>
+          <w:tcPr>
+            <w:tcW w:type="pct" w:w="1400"/>
+            <w:shd w:val="clear" w:color="auto" w:fill="F2F2F2"/>
+          </w:tcPr>
+          <w:p>
+            <w:r/>
+            <w:r>
+              <w:rPr>
+                <w:rFonts w:ascii="맑은 고딕" w:hAnsi="맑은 고딕" w:eastAsia="맑은 고딕" w:cs="맑은 고딕"/>
+                <w:b/>
+                <w:color w:val="000000"/>
+                <w:sz w:val="19"/>
+              </w:rPr>
+              <w:t>폐기물관리법</w:t>
+            </w:r>
+            <w:r>
+              <w:rPr>
+                <w:rFonts w:ascii="맑은 고딕" w:hAnsi="맑은 고딕" w:eastAsia="맑은 고딕" w:cs="맑은 고딕"/>
+                <w:b/>
+                <w:color w:val="000000"/>
+                <w:sz w:val="19"/>
+              </w:rPr>
+              <w:br/>
+            </w:r>
+            <w:r>
+              <w:rPr>
+                <w:rFonts w:ascii="맑은 고딕" w:hAnsi="맑은 고딕" w:eastAsia="맑은 고딕" w:cs="맑은 고딕"/>
+                <w:b/>
+                <w:color w:val="000000"/>
+                <w:sz w:val="19"/>
+              </w:rPr>
+              <w:t>제13조의2 제1항</w:t>
+            </w:r>
+          </w:p>
+        </w:tc>
+        <w:tc>
+          <w:tcPr>
+            <w:tcW w:type="pct" w:w="3600"/>
+          </w:tcPr>
+          <w:p>
+            <w:r/>
+            <w:r>
+              <w:rPr>
+                <w:rFonts w:ascii="맑은 고딕" w:hAnsi="맑은 고딕" w:eastAsia="맑은 고딕" w:cs="맑은 고딕"/>
+                <w:b w:val="0"/>
+                <w:color w:val="000000"/>
+                <w:sz w:val="19"/>
+              </w:rPr>
+              <w:t>누구든지 다음 각 호를 위반하지 아니하는 경우에는 폐기물을 재활용할 수 있다.</w:t>
+            </w:r>
+            <w:r>
+              <w:rPr>
+                <w:rFonts w:ascii="맑은 고딕" w:hAnsi="맑은 고딕" w:eastAsia="맑은 고딕" w:cs="맑은 고딕"/>
+                <w:b w:val="0"/>
+                <w:color w:val="000000"/>
+                <w:sz w:val="19"/>
+              </w:rPr>
+              <w:br/>
+            </w:r>
+            <w:r>
+              <w:rPr>
+                <w:rFonts w:ascii="맑은 고딕" w:hAnsi="맑은 고딕" w:eastAsia="맑은 고딕" w:cs="맑은 고딕"/>
+                <w:b w:val="0"/>
+                <w:color w:val="000000"/>
+                <w:sz w:val="19"/>
+              </w:rPr>
+              <w:t>제1호 대기오염물질 등이 배출되어 생활환경에 위해를 미치지 아니할 것</w:t>
+            </w:r>
+            <w:r>
+              <w:rPr>
+                <w:rFonts w:ascii="맑은 고딕" w:hAnsi="맑은 고딕" w:eastAsia="맑은 고딕" w:cs="맑은 고딕"/>
+                <w:b w:val="0"/>
+                <w:color w:val="000000"/>
+                <w:sz w:val="19"/>
+              </w:rPr>
+              <w:br/>
+            </w:r>
+            <w:r>
+              <w:rPr>
+                <w:rFonts w:ascii="맑은 고딕" w:hAnsi="맑은 고딕" w:eastAsia="맑은 고딕" w:cs="맑은 고딕"/>
+                <w:b w:val="0"/>
+                <w:color w:val="000000"/>
+                <w:sz w:val="19"/>
+              </w:rPr>
+              <w:t>제2호 유해물질이 유출되어 토양·수생태계 또는 지하수를 오염시키지 아니할 것</w:t>
+            </w:r>
+            <w:r>
+              <w:rPr>
+                <w:rFonts w:ascii="맑은 고딕" w:hAnsi="맑은 고딕" w:eastAsia="맑은 고딕" w:cs="맑은 고딕"/>
+                <w:b w:val="0"/>
+                <w:color w:val="000000"/>
+                <w:sz w:val="19"/>
+              </w:rPr>
+              <w:br/>
+            </w:r>
+            <w:r>
+              <w:rPr>
+                <w:rFonts w:ascii="맑은 고딕" w:hAnsi="맑은 고딕" w:eastAsia="맑은 고딕" w:cs="맑은 고딕"/>
+                <w:b w:val="0"/>
+                <w:color w:val="000000"/>
+                <w:sz w:val="19"/>
+              </w:rPr>
+              <w:t>제3호 소음 또는 진동이 발생하여 사람에게 피해를 주지 아니할 것</w:t>
+            </w:r>
+            <w:r>
+              <w:rPr>
+                <w:rFonts w:ascii="맑은 고딕" w:hAnsi="맑은 고딕" w:eastAsia="맑은 고딕" w:cs="맑은 고딕"/>
+                <w:b w:val="0"/>
+                <w:color w:val="000000"/>
+                <w:sz w:val="19"/>
+              </w:rPr>
+              <w:br/>
+            </w:r>
+            <w:r>
+              <w:rPr>
+                <w:rFonts w:ascii="맑은 고딕" w:hAnsi="맑은 고딕" w:eastAsia="맑은 고딕" w:cs="맑은 고딕"/>
+                <w:b w:val="0"/>
+                <w:color w:val="000000"/>
+                <w:sz w:val="19"/>
+              </w:rPr>
+              <w:t>제5호 그 밖에 환경부령으로 정하는 재활용의 기준을 준수할 것</w:t>
+            </w:r>
+          </w:p>
+        </w:tc>
+      </w:tr>
+      <w:tr>
+        <w:tc>
+          <w:tcPr>
+            <w:tcW w:type="pct" w:w="1400"/>
+            <w:shd w:val="clear" w:color="auto" w:fill="F2F2F2"/>
+          </w:tcPr>
+          <w:p>
+            <w:r/>
+            <w:r>
+              <w:rPr>
+                <w:rFonts w:ascii="맑은 고딕" w:hAnsi="맑은 고딕" w:eastAsia="맑은 고딕" w:cs="맑은 고딕"/>
+                <w:b/>
+                <w:color w:val="000000"/>
+                <w:sz w:val="19"/>
+              </w:rPr>
+              <w:t>폐기물관리법</w:t>
+            </w:r>
+            <w:r>
+              <w:rPr>
+                <w:rFonts w:ascii="맑은 고딕" w:hAnsi="맑은 고딕" w:eastAsia="맑은 고딕" w:cs="맑은 고딕"/>
+                <w:b/>
+                <w:color w:val="000000"/>
+                <w:sz w:val="19"/>
+              </w:rPr>
+              <w:br/>
+            </w:r>
+            <w:r>
+              <w:rPr>
+                <w:rFonts w:ascii="맑은 고딕" w:hAnsi="맑은 고딕" w:eastAsia="맑은 고딕" w:cs="맑은 고딕"/>
+                <w:b/>
+                <w:color w:val="000000"/>
+                <w:sz w:val="19"/>
+              </w:rPr>
+              <w:t>제13조의2 제3항</w:t>
+            </w:r>
+          </w:p>
+        </w:tc>
+        <w:tc>
+          <w:tcPr>
+            <w:tcW w:type="pct" w:w="3600"/>
+          </w:tcPr>
+          <w:p>
+            <w:r/>
+            <w:r>
+              <w:rPr>
+                <w:rFonts w:ascii="맑은 고딕" w:hAnsi="맑은 고딕" w:eastAsia="맑은 고딕" w:cs="맑은 고딕"/>
+                <w:b w:val="0"/>
+                <w:color w:val="000000"/>
+                <w:sz w:val="19"/>
+              </w:rPr>
+              <w:t>제1항 및 제2항 각 호의 원칙을 지키기 위하여 필요한 오염 예방 및 저감 방법의 종류와 정도, 폐기물의 취급 기준과 방법 등의 준수사항은 환경부령으로 정한다.</w:t>
+            </w:r>
+          </w:p>
+        </w:tc>
+      </w:tr>
+      <w:tr>
+        <w:tc>
+          <w:tcPr>
+            <w:tcW w:type="pct" w:w="1400"/>
+            <w:shd w:val="clear" w:color="auto" w:fill="F2F2F2"/>
+          </w:tcPr>
+          <w:p>
+            <w:r/>
+            <w:r>
+              <w:rPr>
+                <w:rFonts w:ascii="맑은 고딕" w:hAnsi="맑은 고딕" w:eastAsia="맑은 고딕" w:cs="맑은 고딕"/>
+                <w:b/>
+                <w:color w:val="000000"/>
+                <w:sz w:val="19"/>
+              </w:rPr>
+              <w:t>폐기물관리법</w:t>
+            </w:r>
+            <w:r>
+              <w:rPr>
+                <w:rFonts w:ascii="맑은 고딕" w:hAnsi="맑은 고딕" w:eastAsia="맑은 고딕" w:cs="맑은 고딕"/>
+                <w:b/>
+                <w:color w:val="000000"/>
+                <w:sz w:val="19"/>
+              </w:rPr>
+              <w:br/>
+            </w:r>
+            <w:r>
+              <w:rPr>
+                <w:rFonts w:ascii="맑은 고딕" w:hAnsi="맑은 고딕" w:eastAsia="맑은 고딕" w:cs="맑은 고딕"/>
+                <w:b/>
+                <w:color w:val="000000"/>
+                <w:sz w:val="19"/>
+              </w:rPr>
+              <w:t>제48조</w:t>
+            </w:r>
+          </w:p>
+        </w:tc>
+        <w:tc>
+          <w:tcPr>
+            <w:tcW w:type="pct" w:w="3600"/>
+          </w:tcPr>
+          <w:p>
+            <w:r/>
+            <w:r>
+              <w:rPr>
+                <w:rFonts w:ascii="맑은 고딕" w:hAnsi="맑은 고딕" w:eastAsia="맑은 고딕" w:cs="맑은 고딕"/>
+                <w:b w:val="0"/>
+                <w:color w:val="000000"/>
+                <w:sz w:val="19"/>
+              </w:rPr>
+              <w:t>폐기물이 제13조의2에 따른 재활용 원칙 및 준수사항에 맞지 아니하게 처리된 경우, 폐기물을 처리한 자 등에게 기간을 정하여 폐기물의 처리방법 변경, 폐기물의 처리 또는 반입 정지 등 필요한 조치를 명할 수 있다.</w:t>
+            </w:r>
+          </w:p>
+        </w:tc>
+      </w:tr>
+      <w:tr>
+        <w:tc>
+          <w:tcPr>
+            <w:tcW w:type="pct" w:w="1400"/>
+            <w:shd w:val="clear" w:color="auto" w:fill="F2F2F2"/>
+          </w:tcPr>
+          <w:p>
+            <w:r/>
+            <w:r>
+              <w:rPr>
+                <w:rFonts w:ascii="맑은 고딕" w:hAnsi="맑은 고딕" w:eastAsia="맑은 고딕" w:cs="맑은 고딕"/>
+                <w:b/>
+                <w:color w:val="000000"/>
+                <w:sz w:val="19"/>
+              </w:rPr>
+              <w:t>시행규칙 제14조의3 제1항</w:t>
+            </w:r>
+            <w:r>
+              <w:rPr>
+                <w:rFonts w:ascii="맑은 고딕" w:hAnsi="맑은 고딕" w:eastAsia="맑은 고딕" w:cs="맑은 고딕"/>
+                <w:b/>
+                <w:color w:val="000000"/>
+                <w:sz w:val="19"/>
+              </w:rPr>
+              <w:br/>
+            </w:r>
+            <w:r>
+              <w:rPr>
+                <w:rFonts w:ascii="맑은 고딕" w:hAnsi="맑은 고딕" w:eastAsia="맑은 고딕" w:cs="맑은 고딕"/>
+                <w:b/>
+                <w:color w:val="000000"/>
+                <w:sz w:val="19"/>
+              </w:rPr>
+              <w:t>[별표 5의3]</w:t>
+            </w:r>
+          </w:p>
+        </w:tc>
+        <w:tc>
+          <w:tcPr>
+            <w:tcW w:type="pct" w:w="3600"/>
+          </w:tcPr>
+          <w:p>
+            <w:r/>
+            <w:r>
+              <w:rPr>
+                <w:rFonts w:ascii="맑은 고딕" w:hAnsi="맑은 고딕" w:eastAsia="맑은 고딕" w:cs="맑은 고딕"/>
+                <w:b w:val="0"/>
+                <w:color w:val="000000"/>
+                <w:sz w:val="19"/>
+              </w:rPr>
+              <w:t>폐기물의 재활용 유형별 재활용 기준. R-7 유형 중 일부 세부유형은 재활용 대상 폐기물의 오염물질이 토양오염우려기준 이내여야 한다고 명시하나, R-7-1(인·허가받은 토목·건축공사의 성토재 등)은 토양오염우려기준을 명시하지 않는다.</w:t>
+            </w:r>
+          </w:p>
+        </w:tc>
+      </w:tr>
+      <w:tr>
+        <w:tc>
+          <w:tcPr>
+            <w:tcW w:type="pct" w:w="1400"/>
+            <w:shd w:val="clear" w:color="auto" w:fill="F2F2F2"/>
+          </w:tcPr>
+          <w:p>
+            <w:r/>
+            <w:r>
+              <w:rPr>
+                <w:rFonts w:ascii="맑은 고딕" w:hAnsi="맑은 고딕" w:eastAsia="맑은 고딕" w:cs="맑은 고딕"/>
+                <w:b/>
+                <w:color w:val="000000"/>
+                <w:sz w:val="19"/>
+              </w:rPr>
+              <w:t>시행규칙 제14조의3 제5항</w:t>
+            </w:r>
+            <w:r>
+              <w:rPr>
+                <w:rFonts w:ascii="맑은 고딕" w:hAnsi="맑은 고딕" w:eastAsia="맑은 고딕" w:cs="맑은 고딕"/>
+                <w:b/>
+                <w:color w:val="000000"/>
+                <w:sz w:val="19"/>
+              </w:rPr>
+              <w:br/>
+            </w:r>
+            <w:r>
+              <w:rPr>
+                <w:rFonts w:ascii="맑은 고딕" w:hAnsi="맑은 고딕" w:eastAsia="맑은 고딕" w:cs="맑은 고딕"/>
+                <w:b/>
+                <w:color w:val="000000"/>
+                <w:sz w:val="19"/>
+              </w:rPr>
+              <w:t>[별표 5의4]</w:t>
+            </w:r>
+          </w:p>
+        </w:tc>
+        <w:tc>
+          <w:tcPr>
+            <w:tcW w:type="pct" w:w="3600"/>
+          </w:tcPr>
+          <w:p>
+            <w:r/>
+            <w:r>
+              <w:rPr>
+                <w:rFonts w:ascii="맑은 고딕" w:hAnsi="맑은 고딕" w:eastAsia="맑은 고딕" w:cs="맑은 고딕"/>
+                <w:b w:val="0"/>
+                <w:color w:val="000000"/>
+                <w:sz w:val="19"/>
+              </w:rPr>
+              <w:t>폐기물을 토양 등에 접촉시켜 성토재 등으로 재활용하는 경우 물리적·화학적·생물학적 처리로 토양오염물질을 처리하여 사람·환경에 위해가 없도록 하여야 하고[제1호(가)목1)바)], 그 오염 예방·저감 정도는 토양오염우려기준 이내여야 한다[제1호(나)목6)].</w:t>
+            </w:r>
+          </w:p>
+        </w:tc>
+      </w:tr>
+      <w:tr>
+        <w:tc>
+          <w:tcPr>
+            <w:tcW w:type="pct" w:w="1400"/>
+            <w:shd w:val="clear" w:color="auto" w:fill="F2F2F2"/>
+          </w:tcPr>
+          <w:p>
+            <w:r/>
+            <w:r>
+              <w:rPr>
+                <w:rFonts w:ascii="맑은 고딕" w:hAnsi="맑은 고딕" w:eastAsia="맑은 고딕" w:cs="맑은 고딕"/>
+                <w:b/>
+                <w:color w:val="000000"/>
+                <w:sz w:val="19"/>
+              </w:rPr>
+              <w:t>토양환경보전법 시행규칙</w:t>
+            </w:r>
+            <w:r>
+              <w:rPr>
+                <w:rFonts w:ascii="맑은 고딕" w:hAnsi="맑은 고딕" w:eastAsia="맑은 고딕" w:cs="맑은 고딕"/>
+                <w:b/>
+                <w:color w:val="000000"/>
+                <w:sz w:val="19"/>
+              </w:rPr>
+              <w:br/>
+            </w:r>
+            <w:r>
+              <w:rPr>
+                <w:rFonts w:ascii="맑은 고딕" w:hAnsi="맑은 고딕" w:eastAsia="맑은 고딕" w:cs="맑은 고딕"/>
+                <w:b/>
+                <w:color w:val="000000"/>
+                <w:sz w:val="19"/>
+              </w:rPr>
+              <w:t>[별표 3]</w:t>
+            </w:r>
+          </w:p>
+        </w:tc>
+        <w:tc>
+          <w:tcPr>
+            <w:tcW w:type="pct" w:w="3600"/>
+          </w:tcPr>
+          <w:p>
+            <w:r/>
+            <w:r>
+              <w:rPr>
+                <w:rFonts w:ascii="맑은 고딕" w:hAnsi="맑은 고딕" w:eastAsia="맑은 고딕" w:cs="맑은 고딕"/>
+                <w:b w:val="0"/>
+                <w:color w:val="000000"/>
+                <w:sz w:val="19"/>
+              </w:rPr>
+              <w:t>지역별 토양오염우려기준. 이 사건 임야는 2지역에 해당하며, 성토재에서 2지역 기준치를 초과한 카드뮴·아연·불소가 검출되었다.</w:t>
+            </w:r>
+          </w:p>
+        </w:tc>
+      </w:tr>
+    </w:tbl>
+    <w:p>
+      <w:pPr>
+        <w:pStyle w:val="note"/>
+        <w:spacing w:before="80"/>
+      </w:pPr>
+      <w:r>
+        <w:rPr>
+          <w:rFonts w:ascii="맑은 고딕" w:hAnsi="맑은 고딕" w:eastAsia="맑은 고딕" w:cs="맑은 고딕"/>
+          <w:color w:val="000000"/>
+        </w:rPr>
+        <w:t>※ 위 문구는 판결에 적용된 구법(개정 전) 기준이며, 현행법에서는 위임 표현이 ‘기후에너지환경부령’으로 바뀌고 제13조의2 제1항에 제4호가 신설되는 등 조문 번호가 일부 조정되었습니다.</w:t>
       </w:r>
     </w:p>
     <w:p>

--- a/블로그글작성/판례/판례_대법원2023두31454_성토재R-7-1_토양오염우려기준.docx
+++ b/블로그글작성/판례/판례_대법원2023두31454_성토재R-7-1_토양오염우려기준.docx
@@ -316,6 +316,7 @@
         <w:t>(1) 원고가 광재류 등 폐기물을 재활용하여 건축·토목공사현장에 성토재로 반입하였습니다(R-7-1 유형).</w:t>
       </w:r>
     </w:p>
+    <w:p/>
     <w:p>
       <w:r>
         <w:rPr>
@@ -325,6 +326,7 @@
         <w:t>(2) 군수가 성토재 시료를 채취해 토양오염 공정시험을 한 결과, 임야(2지역) 토양오염우려기준을 초과하는 카드뮴·아연·불소가 검출되었습니다.</w:t>
       </w:r>
     </w:p>
+    <w:p/>
     <w:p>
       <w:r>
         <w:rPr>
@@ -527,6 +529,7 @@
         <w:t>① 폐기물관리법은 재활용을 원칙적으로 허용하되 위해 우려가 있으면 금지하는 방식이므로, 재활용 기준과 준수사항을 엄격하게 설정할 필요가 있습니다.</w:t>
       </w:r>
     </w:p>
+    <w:p/>
     <w:p>
       <w:r>
         <w:rPr>
@@ -536,6 +539,7 @@
         <w:t>② 성토재로 재활용한 폐기물은 기존 토양과 상호작용해 오염을 일으킬 수 있고 공사 완료 후 분리도 어려우므로, 토양오염 예방·저감 차원의 관리가 필요합니다.</w:t>
       </w:r>
     </w:p>
+    <w:p/>
     <w:p>
       <w:r>
         <w:rPr>

--- a/블로그글작성/판례/판례_대법원2023두31454_성토재R-7-1_토양오염우려기준.docx
+++ b/블로그글작성/판례/판례_대법원2023두31454_성토재R-7-1_토양오염우려기준.docx
@@ -294,6 +294,8 @@
         </w:tc>
       </w:tr>
     </w:tbl>
+    <w:p/>
+    <w:p/>
     <w:p>
       <w:pPr>
         <w:pStyle w:val="2"/>
@@ -336,6 +338,8 @@
         <w:t>(3) 군수는 폐기물관리법 제48조에 따라 반입된 폐기물 전량을 수거·적법 처리하라는 조치명령을 하였습니다.</w:t>
       </w:r>
     </w:p>
+    <w:p/>
+    <w:p/>
     <w:p>
       <w:pPr>
         <w:pStyle w:val="2"/>
@@ -358,6 +362,8 @@
         <w:t>R-7-1 유형으로 [별표 5의3]의 재활용 기준은 충족했으나, 폐기물·성토 부분의 토양오염물질이 토양오염우려기준을 초과하여 [별표 5의4] 준수사항을 지키지 못한 경우, 폐기물관리법 제13조의2를 위반한 것인지가 쟁점입니다.</w:t>
       </w:r>
     </w:p>
+    <w:p/>
+    <w:p/>
     <w:p>
       <w:pPr>
         <w:pStyle w:val="2"/>
@@ -507,6 +513,8 @@
         </w:tc>
       </w:tr>
     </w:tbl>
+    <w:p/>
+    <w:p/>
     <w:p>
       <w:pPr>
         <w:pStyle w:val="2"/>
@@ -549,6 +557,8 @@
         <w:t>③ 제1항제1호~제3호(환경오염 금지)는 구체적 기준을 직접 정하지 않고 제3항 위임 [별표 5의4]가 오염물질별 예방·저감 방법과 정도를 정합니다. 따라서 [별표 5의3]에 R-7-1 토양오염우려기준 명시가 없어도 [별표 5의4]로 규율됩니다.</w:t>
       </w:r>
     </w:p>
+    <w:p/>
+    <w:p/>
     <w:p>
       <w:pPr>
         <w:pStyle w:val="2"/>
@@ -660,6 +670,8 @@
         <w:t>※ 본 정리는 판결문(대법원 2023두31454)을 요약한 참고자료이며, 구체적 사안은 원문과 전문가 검토가 필요합니다.</w:t>
       </w:r>
     </w:p>
+    <w:p/>
+    <w:p/>
     <w:p>
       <w:pPr>
         <w:pStyle w:val="2"/>

--- a/블로그글작성/판례/판례_대법원2023두31454_성토재R-7-1_토양오염우려기준.docx
+++ b/블로그글작성/판례/판례_대법원2023두31454_성토재R-7-1_토양오염우려기준.docx
@@ -831,6 +831,7 @@
                 <w:b w:val="0"/>
                 <w:color w:val="000000"/>
                 <w:sz w:val="19"/>
+                <w:u w:val="single"/>
               </w:rPr>
               <w:t>제2호 유해물질이 유출되어 토양·수생태계 또는 지하수를 오염시키지 아니할 것</w:t>
             </w:r>
@@ -867,6 +868,7 @@
                 <w:b w:val="0"/>
                 <w:color w:val="000000"/>
                 <w:sz w:val="19"/>
+                <w:u w:val="single"/>
               </w:rPr>
               <w:t>제5호 그 밖에 환경부령으로 정하는 재활용의 기준을 준수할 것</w:t>
             </w:r>
@@ -922,8 +924,28 @@
                 <w:b w:val="0"/>
                 <w:color w:val="000000"/>
                 <w:sz w:val="19"/>
-              </w:rPr>
-              <w:t>제1항 및 제2항 각 호의 원칙을 지키기 위하여 필요한 오염 예방 및 저감 방법의 종류와 정도, 폐기물의 취급 기준과 방법 등의 준수사항은 환경부령으로 정한다.</w:t>
+                <w:u w:val="single"/>
+              </w:rPr>
+              <w:t>제1항 및 제2항 각 호의 원칙을 지키기 위하여</w:t>
+            </w:r>
+            <w:r>
+              <w:rPr>
+                <w:rFonts w:ascii="맑은 고딕" w:hAnsi="맑은 고딕" w:eastAsia="맑은 고딕" w:cs="맑은 고딕"/>
+                <w:b w:val="0"/>
+                <w:color w:val="000000"/>
+                <w:sz w:val="19"/>
+              </w:rPr>
+              <w:t xml:space="preserve"> 필요한 오염 예방 및 저감 방법의 종류와 정도, 폐기물의 취급 기준과 방법 등의 </w:t>
+            </w:r>
+            <w:r>
+              <w:rPr>
+                <w:rFonts w:ascii="맑은 고딕" w:hAnsi="맑은 고딕" w:eastAsia="맑은 고딕" w:cs="맑은 고딕"/>
+                <w:b w:val="0"/>
+                <w:color w:val="000000"/>
+                <w:sz w:val="19"/>
+                <w:u w:val="single"/>
+              </w:rPr>
+              <w:t>준수사항은 환경부령으로 정한다.</w:t>
             </w:r>
           </w:p>
         </w:tc>
@@ -978,7 +1000,36 @@
                 <w:color w:val="000000"/>
                 <w:sz w:val="19"/>
               </w:rPr>
-              <w:t>폐기물이 제13조의2에 따른 재활용 원칙 및 준수사항에 맞지 아니하게 처리된 경우, 폐기물을 처리한 자 등에게 기간을 정하여 폐기물의 처리방법 변경, 폐기물의 처리 또는 반입 정지 등 필요한 조치를 명할 수 있다.</w:t>
+              <w:t xml:space="preserve">폐기물이 </w:t>
+            </w:r>
+            <w:r>
+              <w:rPr>
+                <w:rFonts w:ascii="맑은 고딕" w:hAnsi="맑은 고딕" w:eastAsia="맑은 고딕" w:cs="맑은 고딕"/>
+                <w:b w:val="0"/>
+                <w:color w:val="000000"/>
+                <w:sz w:val="19"/>
+                <w:u w:val="single"/>
+              </w:rPr>
+              <w:t>제13조의2에 따른 재활용 원칙 및 준수사항에 맞지 아니하게 처리된 경우</w:t>
+            </w:r>
+            <w:r>
+              <w:rPr>
+                <w:rFonts w:ascii="맑은 고딕" w:hAnsi="맑은 고딕" w:eastAsia="맑은 고딕" w:cs="맑은 고딕"/>
+                <w:b w:val="0"/>
+                <w:color w:val="000000"/>
+                <w:sz w:val="19"/>
+              </w:rPr>
+              <w:t xml:space="preserve">, 폐기물을 처리한 자 등에게 기간을 정하여 </w:t>
+            </w:r>
+            <w:r>
+              <w:rPr>
+                <w:rFonts w:ascii="맑은 고딕" w:hAnsi="맑은 고딕" w:eastAsia="맑은 고딕" w:cs="맑은 고딕"/>
+                <w:b w:val="0"/>
+                <w:color w:val="000000"/>
+                <w:sz w:val="19"/>
+                <w:u w:val="single"/>
+              </w:rPr>
+              <w:t>폐기물의 처리방법 변경, 폐기물의 처리 또는 반입 정지 등 필요한 조치를 명할 수 있다.</w:t>
             </w:r>
           </w:p>
         </w:tc>
@@ -1033,7 +1084,17 @@
                 <w:color w:val="000000"/>
                 <w:sz w:val="19"/>
               </w:rPr>
-              <w:t>폐기물의 재활용 유형별 재활용 기준. R-7 유형 중 일부 세부유형은 재활용 대상 폐기물의 오염물질이 토양오염우려기준 이내여야 한다고 명시하나, R-7-1(인·허가받은 토목·건축공사의 성토재 등)은 토양오염우려기준을 명시하지 않는다.</w:t>
+              <w:t xml:space="preserve">폐기물의 재활용 유형별 재활용 기준. R-7 유형 중 일부 세부유형은 재활용 대상 폐기물의 오염물질이 토양오염우려기준 이내여야 한다고 명시하나, </w:t>
+            </w:r>
+            <w:r>
+              <w:rPr>
+                <w:rFonts w:ascii="맑은 고딕" w:hAnsi="맑은 고딕" w:eastAsia="맑은 고딕" w:cs="맑은 고딕"/>
+                <w:b w:val="0"/>
+                <w:color w:val="000000"/>
+                <w:sz w:val="19"/>
+                <w:u w:val="single"/>
+              </w:rPr>
+              <w:t>R-7-1(인·허가받은 토목·건축공사의 성토재 등)은 토양오염우려기준을 명시하지 않는다.</w:t>
             </w:r>
           </w:p>
         </w:tc>
@@ -1088,7 +1149,17 @@
                 <w:color w:val="000000"/>
                 <w:sz w:val="19"/>
               </w:rPr>
-              <w:t>폐기물을 토양 등에 접촉시켜 성토재 등으로 재활용하는 경우 물리적·화학적·생물학적 처리로 토양오염물질을 처리하여 사람·환경에 위해가 없도록 하여야 하고[제1호(가)목1)바)], 그 오염 예방·저감 정도는 토양오염우려기준 이내여야 한다[제1호(나)목6)].</w:t>
+              <w:t xml:space="preserve">폐기물을 토양 등에 접촉시켜 성토재 등으로 재활용하는 경우 물리적·화학적·생물학적 처리로 토양오염물질을 처리하여 사람·환경에 위해가 없도록 하여야 하고[제1호(가)목1)바)], </w:t>
+            </w:r>
+            <w:r>
+              <w:rPr>
+                <w:rFonts w:ascii="맑은 고딕" w:hAnsi="맑은 고딕" w:eastAsia="맑은 고딕" w:cs="맑은 고딕"/>
+                <w:b w:val="0"/>
+                <w:color w:val="000000"/>
+                <w:sz w:val="19"/>
+                <w:u w:val="single"/>
+              </w:rPr>
+              <w:t>그 오염 예방·저감 정도는 토양오염우려기준 이내여야 한다[제1호(나)목6)].</w:t>
             </w:r>
           </w:p>
         </w:tc>
@@ -1143,7 +1214,45 @@
                 <w:color w:val="000000"/>
                 <w:sz w:val="19"/>
               </w:rPr>
-              <w:t>지역별 토양오염우려기준. 이 사건 임야는 2지역에 해당하며, 성토재에서 2지역 기준치를 초과한 카드뮴·아연·불소가 검출되었다.</w:t>
+              <w:t xml:space="preserve">지역별 </w:t>
+            </w:r>
+            <w:r>
+              <w:rPr>
+                <w:rFonts w:ascii="맑은 고딕" w:hAnsi="맑은 고딕" w:eastAsia="맑은 고딕" w:cs="맑은 고딕"/>
+                <w:b w:val="0"/>
+                <w:color w:val="000000"/>
+                <w:sz w:val="19"/>
+                <w:u w:val="single"/>
+              </w:rPr>
+              <w:t>토양오염우려기준</w:t>
+            </w:r>
+            <w:r>
+              <w:rPr>
+                <w:rFonts w:ascii="맑은 고딕" w:hAnsi="맑은 고딕" w:eastAsia="맑은 고딕" w:cs="맑은 고딕"/>
+                <w:b w:val="0"/>
+                <w:color w:val="000000"/>
+                <w:sz w:val="19"/>
+              </w:rPr>
+              <w:t xml:space="preserve">. 이 사건 임야는 2지역에 해당하며, 성토재에서 </w:t>
+            </w:r>
+            <w:r>
+              <w:rPr>
+                <w:rFonts w:ascii="맑은 고딕" w:hAnsi="맑은 고딕" w:eastAsia="맑은 고딕" w:cs="맑은 고딕"/>
+                <w:b w:val="0"/>
+                <w:color w:val="000000"/>
+                <w:sz w:val="19"/>
+                <w:u w:val="single"/>
+              </w:rPr>
+              <w:t>2지역 기준치를 초과한 카드뮴·아연·불소</w:t>
+            </w:r>
+            <w:r>
+              <w:rPr>
+                <w:rFonts w:ascii="맑은 고딕" w:hAnsi="맑은 고딕" w:eastAsia="맑은 고딕" w:cs="맑은 고딕"/>
+                <w:b w:val="0"/>
+                <w:color w:val="000000"/>
+                <w:sz w:val="19"/>
+              </w:rPr>
+              <w:t>가 검출되었다.</w:t>
             </w:r>
           </w:p>
         </w:tc>

--- a/블로그글작성/판례/판례_대법원2023두31454_성토재R-7-1_토양오염우려기준.docx
+++ b/블로그글작성/판례/판례_대법원2023두31454_성토재R-7-1_토양오염우려기준.docx
@@ -5,6 +5,8 @@
   <w:body>
     <w:p>
       <w:pPr>
+        <w:autoSpaceDE w:val="0"/>
+        <w:autoSpaceDN w:val="0"/>
         <w:spacing w:after="60"/>
       </w:pPr>
       <w:r>
@@ -20,6 +22,8 @@
     <w:p>
       <w:pPr>
         <w:pStyle w:val="law1"/>
+        <w:autoSpaceDE w:val="0"/>
+        <w:autoSpaceDN w:val="0"/>
         <w:spacing w:after="160"/>
       </w:pPr>
       <w:r>
@@ -32,6 +36,8 @@
     </w:p>
     <w:p>
       <w:pPr>
+        <w:autoSpaceDE w:val="0"/>
+        <w:autoSpaceDN w:val="0"/>
         <w:spacing w:after="120"/>
       </w:pPr>
       <w:r>
@@ -39,12 +45,193 @@
           <w:rFonts w:ascii="맑은 고딕" w:hAnsi="맑은 고딕" w:eastAsia="맑은 고딕" w:cs="맑은 고딕"/>
           <w:color w:val="000000"/>
         </w:rPr>
-        <w:t>폐기물을 인·허가받은 건축·토목공사현장의 성토재로 재활용하는 방식(R-7-1)에서, 재활용 기준([별표 5의3])은 충족했더라도 토양오염우려기준을 초과하면 폐기물관리법 위반인지가 문제된 사건입니다. 대법원은 성토재 재활용에도 준수사항([별표 5의4])의 토양오염우려기준이 적용된다고 보았습니다.</w:t>
+        <w:t>○ 폐기물을 인·허가받은 건축·토목공사현장의 성토재로 재활용하는 R-7-1 유형에서도 토양오염우려기준을 지켜야 하는지가 문제된 사건입니다. 대법원은 재활용 기준([별표 5의3])과 준수사항([별표 5의4])을 모두 지켜야 하므로 성토재 재활용에도 토양오염우려기준이 적용된다고 보았습니다.</w:t>
       </w:r>
     </w:p>
     <w:p>
       <w:pPr>
+        <w:autoSpaceDE w:val="0"/>
+        <w:autoSpaceDN w:val="0"/>
+      </w:pPr>
+    </w:p>
+    <w:p>
+      <w:pPr>
+        <w:autoSpaceDE w:val="0"/>
+        <w:autoSpaceDN w:val="0"/>
+      </w:pPr>
+    </w:p>
+    <w:tbl>
+      <w:tblPr>
+        <w:tblW w:type="pct" w:w="5000"/>
+        <w:tblLook w:firstColumn="1" w:firstRow="1" w:lastColumn="0" w:lastRow="0" w:noHBand="0" w:noVBand="1" w:val="04A0"/>
+        <w:tblBorders>
+          <w:top w:val="single" w:sz="14" w:space="0" w:color="808080"/>
+          <w:left w:val="single" w:sz="14" w:space="0" w:color="808080"/>
+          <w:bottom w:val="single" w:sz="14" w:space="0" w:color="808080"/>
+          <w:right w:val="single" w:sz="14" w:space="0" w:color="808080"/>
+          <w:insideH w:val="single" w:sz="4" w:space="0" w:color="B7B7B7"/>
+          <w:insideV w:val="single" w:sz="4" w:space="0" w:color="B7B7B7"/>
+        </w:tblBorders>
+      </w:tblPr>
+      <w:tblGrid>
+        <w:gridCol w:w="9026"/>
+      </w:tblGrid>
+      <w:tr>
+        <w:tc>
+          <w:tcPr>
+            <w:tcW w:type="pct" w:w="5000"/>
+            <w:shd w:val="clear" w:color="auto" w:fill="D9D9D9"/>
+            <w:tcBorders>
+              <w:bottom w:val="double" w:sz="6" w:space="0" w:color="808080"/>
+            </w:tcBorders>
+          </w:tcPr>
+          <w:p>
+            <w:pPr>
+              <w:autoSpaceDE w:val="0"/>
+              <w:autoSpaceDN w:val="0"/>
+            </w:pPr>
+            <w:r/>
+            <w:r>
+              <w:rPr>
+                <w:rFonts w:ascii="맑은 고딕" w:hAnsi="맑은 고딕" w:eastAsia="맑은 고딕" w:cs="맑은 고딕"/>
+                <w:b/>
+                <w:color w:val="000000"/>
+                <w:sz w:val="21"/>
+              </w:rPr>
+              <w:t>※ 간단요약</w:t>
+            </w:r>
+          </w:p>
+        </w:tc>
+      </w:tr>
+      <w:tr>
+        <w:tc>
+          <w:tcPr>
+            <w:tcW w:type="pct" w:w="5000"/>
+            <w:shd w:val="clear" w:color="auto" w:fill="F7F7F7"/>
+          </w:tcPr>
+          <w:p>
+            <w:pPr>
+              <w:autoSpaceDE w:val="0"/>
+              <w:autoSpaceDN w:val="0"/>
+            </w:pPr>
+            <w:r/>
+            <w:r>
+              <w:rPr>
+                <w:rFonts w:ascii="맑은 고딕" w:hAnsi="맑은 고딕" w:eastAsia="맑은 고딕" w:cs="맑은 고딕"/>
+                <w:b/>
+                <w:color w:val="000000"/>
+                <w:sz w:val="19"/>
+              </w:rPr>
+              <w:t>Q. 성토재(R-7-1)로 폐기물을 재활용할 때 [별표 5의3] 재활용 기준만 지키면 되나요?</w:t>
+            </w:r>
+          </w:p>
+          <w:p>
+            <w:pPr>
+              <w:autoSpaceDE w:val="0"/>
+              <w:autoSpaceDN w:val="0"/>
+            </w:pPr>
+            <w:r>
+              <w:rPr>
+                <w:rFonts w:ascii="맑은 고딕" w:hAnsi="맑은 고딕" w:eastAsia="맑은 고딕" w:cs="맑은 고딕"/>
+                <w:b w:val="0"/>
+                <w:color w:val="000000"/>
+                <w:sz w:val="19"/>
+              </w:rPr>
+              <w:t>A. 아니요. [별표 5의3] 재활용 기준과 함께 [별표 5의4] 준수사항의 토양오염우려기준까지 모두 지켜야 합니다.</w:t>
+            </w:r>
+          </w:p>
+          <w:p>
+            <w:pPr>
+              <w:autoSpaceDE w:val="0"/>
+              <w:autoSpaceDN w:val="0"/>
+            </w:pPr>
+          </w:p>
+          <w:p>
+            <w:pPr>
+              <w:autoSpaceDE w:val="0"/>
+              <w:autoSpaceDN w:val="0"/>
+            </w:pPr>
+            <w:r>
+              <w:rPr>
+                <w:rFonts w:ascii="맑은 고딕" w:hAnsi="맑은 고딕" w:eastAsia="맑은 고딕" w:cs="맑은 고딕"/>
+                <w:b/>
+                <w:color w:val="000000"/>
+                <w:sz w:val="19"/>
+              </w:rPr>
+              <w:t>Q. [별표 5의3]에 R-7-1의 토양오염우려기준이 명시돼 있지 않은데도 적용되나요?</w:t>
+            </w:r>
+          </w:p>
+          <w:p>
+            <w:pPr>
+              <w:autoSpaceDE w:val="0"/>
+              <w:autoSpaceDN w:val="0"/>
+            </w:pPr>
+            <w:r>
+              <w:rPr>
+                <w:rFonts w:ascii="맑은 고딕" w:hAnsi="맑은 고딕" w:eastAsia="맑은 고딕" w:cs="맑은 고딕"/>
+                <w:b w:val="0"/>
+                <w:color w:val="000000"/>
+                <w:sz w:val="19"/>
+              </w:rPr>
+              <w:t>A. 네. 제13조의2 제3항 위임을 받은 [별표 5의4]가 토양오염물질 준수사항을 정하므로, 명시가 없어도 토양오염우려기준 이내로 관리해야 합니다.</w:t>
+            </w:r>
+          </w:p>
+          <w:p>
+            <w:pPr>
+              <w:autoSpaceDE w:val="0"/>
+              <w:autoSpaceDN w:val="0"/>
+            </w:pPr>
+          </w:p>
+          <w:p>
+            <w:pPr>
+              <w:autoSpaceDE w:val="0"/>
+              <w:autoSpaceDN w:val="0"/>
+            </w:pPr>
+            <w:r>
+              <w:rPr>
+                <w:rFonts w:ascii="맑은 고딕" w:hAnsi="맑은 고딕" w:eastAsia="맑은 고딕" w:cs="맑은 고딕"/>
+                <w:b/>
+                <w:color w:val="000000"/>
+                <w:sz w:val="19"/>
+              </w:rPr>
+              <w:t>Q. 토양오염우려기준을 초과하면 어떻게 되나요?</w:t>
+            </w:r>
+          </w:p>
+          <w:p>
+            <w:pPr>
+              <w:autoSpaceDE w:val="0"/>
+              <w:autoSpaceDN w:val="0"/>
+            </w:pPr>
+            <w:r>
+              <w:rPr>
+                <w:rFonts w:ascii="맑은 고딕" w:hAnsi="맑은 고딕" w:eastAsia="맑은 고딕" w:cs="맑은 고딕"/>
+                <w:b w:val="0"/>
+                <w:color w:val="000000"/>
+                <w:sz w:val="19"/>
+              </w:rPr>
+              <w:t>A. 폐기물관리법 제48조에 따라 반입된 폐기물을 전량 수거·처리하라는 조치명령을 받을 수 있습니다.</w:t>
+            </w:r>
+          </w:p>
+        </w:tc>
+      </w:tr>
+    </w:tbl>
+    <w:p>
+      <w:pPr>
+        <w:autoSpaceDE w:val="0"/>
+        <w:autoSpaceDN w:val="0"/>
+      </w:pPr>
+    </w:p>
+    <w:p>
+      <w:pPr>
+        <w:autoSpaceDE w:val="0"/>
+        <w:autoSpaceDN w:val="0"/>
+      </w:pPr>
+    </w:p>
+    <w:p>
+      <w:pPr>
         <w:pStyle w:val="2"/>
+        <w:autoSpaceDE w:val="0"/>
+        <w:autoSpaceDN w:val="0"/>
       </w:pPr>
       <w:r>
         <w:rPr>
@@ -78,6 +265,10 @@
             <w:shd w:val="clear" w:color="auto" w:fill="F2F2F2"/>
           </w:tcPr>
           <w:p>
+            <w:pPr>
+              <w:autoSpaceDE w:val="0"/>
+              <w:autoSpaceDN w:val="0"/>
+            </w:pPr>
             <w:r/>
             <w:r>
               <w:rPr>
@@ -95,6 +286,10 @@
             <w:tcW w:type="pct" w:w="3900"/>
           </w:tcPr>
           <w:p>
+            <w:pPr>
+              <w:autoSpaceDE w:val="0"/>
+              <w:autoSpaceDN w:val="0"/>
+            </w:pPr>
             <w:r/>
             <w:r>
               <w:rPr>
@@ -115,6 +310,10 @@
             <w:shd w:val="clear" w:color="auto" w:fill="F2F2F2"/>
           </w:tcPr>
           <w:p>
+            <w:pPr>
+              <w:autoSpaceDE w:val="0"/>
+              <w:autoSpaceDN w:val="0"/>
+            </w:pPr>
             <w:r/>
             <w:r>
               <w:rPr>
@@ -132,6 +331,10 @@
             <w:tcW w:type="pct" w:w="3900"/>
           </w:tcPr>
           <w:p>
+            <w:pPr>
+              <w:autoSpaceDE w:val="0"/>
+              <w:autoSpaceDN w:val="0"/>
+            </w:pPr>
             <w:r/>
             <w:r>
               <w:rPr>
@@ -152,6 +355,10 @@
             <w:shd w:val="clear" w:color="auto" w:fill="F2F2F2"/>
           </w:tcPr>
           <w:p>
+            <w:pPr>
+              <w:autoSpaceDE w:val="0"/>
+              <w:autoSpaceDN w:val="0"/>
+            </w:pPr>
             <w:r/>
             <w:r>
               <w:rPr>
@@ -169,6 +376,10 @@
             <w:tcW w:type="pct" w:w="3900"/>
           </w:tcPr>
           <w:p>
+            <w:pPr>
+              <w:autoSpaceDE w:val="0"/>
+              <w:autoSpaceDN w:val="0"/>
+            </w:pPr>
             <w:r/>
             <w:r>
               <w:rPr>
@@ -189,6 +400,10 @@
             <w:shd w:val="clear" w:color="auto" w:fill="F2F2F2"/>
           </w:tcPr>
           <w:p>
+            <w:pPr>
+              <w:autoSpaceDE w:val="0"/>
+              <w:autoSpaceDN w:val="0"/>
+            </w:pPr>
             <w:r/>
             <w:r>
               <w:rPr>
@@ -206,6 +421,10 @@
             <w:tcW w:type="pct" w:w="3900"/>
           </w:tcPr>
           <w:p>
+            <w:pPr>
+              <w:autoSpaceDE w:val="0"/>
+              <w:autoSpaceDN w:val="0"/>
+            </w:pPr>
             <w:r/>
             <w:r>
               <w:rPr>
@@ -226,6 +445,10 @@
             <w:shd w:val="clear" w:color="auto" w:fill="F2F2F2"/>
           </w:tcPr>
           <w:p>
+            <w:pPr>
+              <w:autoSpaceDE w:val="0"/>
+              <w:autoSpaceDN w:val="0"/>
+            </w:pPr>
             <w:r/>
             <w:r>
               <w:rPr>
@@ -243,6 +466,10 @@
             <w:tcW w:type="pct" w:w="3900"/>
           </w:tcPr>
           <w:p>
+            <w:pPr>
+              <w:autoSpaceDE w:val="0"/>
+              <w:autoSpaceDN w:val="0"/>
+            </w:pPr>
             <w:r/>
             <w:r>
               <w:rPr>
@@ -263,6 +490,10 @@
             <w:shd w:val="clear" w:color="auto" w:fill="F2F2F2"/>
           </w:tcPr>
           <w:p>
+            <w:pPr>
+              <w:autoSpaceDE w:val="0"/>
+              <w:autoSpaceDN w:val="0"/>
+            </w:pPr>
             <w:r/>
             <w:r>
               <w:rPr>
@@ -280,6 +511,10 @@
             <w:tcW w:type="pct" w:w="3900"/>
           </w:tcPr>
           <w:p>
+            <w:pPr>
+              <w:autoSpaceDE w:val="0"/>
+              <w:autoSpaceDN w:val="0"/>
+            </w:pPr>
             <w:r/>
             <w:r>
               <w:rPr>
@@ -294,11 +529,23 @@
         </w:tc>
       </w:tr>
     </w:tbl>
-    <w:p/>
-    <w:p/>
+    <w:p>
+      <w:pPr>
+        <w:autoSpaceDE w:val="0"/>
+        <w:autoSpaceDN w:val="0"/>
+      </w:pPr>
+    </w:p>
+    <w:p>
+      <w:pPr>
+        <w:autoSpaceDE w:val="0"/>
+        <w:autoSpaceDN w:val="0"/>
+      </w:pPr>
+    </w:p>
     <w:p>
       <w:pPr>
         <w:pStyle w:val="2"/>
+        <w:autoSpaceDE w:val="0"/>
+        <w:autoSpaceDN w:val="0"/>
         <w:spacing w:before="80"/>
       </w:pPr>
       <w:r>
@@ -310,6 +557,10 @@
       </w:r>
     </w:p>
     <w:p>
+      <w:pPr>
+        <w:autoSpaceDE w:val="0"/>
+        <w:autoSpaceDN w:val="0"/>
+      </w:pPr>
       <w:r>
         <w:rPr>
           <w:rFonts w:ascii="맑은 고딕" w:hAnsi="맑은 고딕" w:eastAsia="맑은 고딕" w:cs="맑은 고딕"/>
@@ -318,8 +569,17 @@
         <w:t>(1) 원고가 광재류 등 폐기물을 재활용하여 건축·토목공사현장에 성토재로 반입하였습니다(R-7-1 유형).</w:t>
       </w:r>
     </w:p>
-    <w:p/>
-    <w:p>
+    <w:p>
+      <w:pPr>
+        <w:autoSpaceDE w:val="0"/>
+        <w:autoSpaceDN w:val="0"/>
+      </w:pPr>
+    </w:p>
+    <w:p>
+      <w:pPr>
+        <w:autoSpaceDE w:val="0"/>
+        <w:autoSpaceDN w:val="0"/>
+      </w:pPr>
       <w:r>
         <w:rPr>
           <w:rFonts w:ascii="맑은 고딕" w:hAnsi="맑은 고딕" w:eastAsia="맑은 고딕" w:cs="맑은 고딕"/>
@@ -328,8 +588,17 @@
         <w:t>(2) 군수가 성토재 시료를 채취해 토양오염 공정시험을 한 결과, 임야(2지역) 토양오염우려기준을 초과하는 카드뮴·아연·불소가 검출되었습니다.</w:t>
       </w:r>
     </w:p>
-    <w:p/>
-    <w:p>
+    <w:p>
+      <w:pPr>
+        <w:autoSpaceDE w:val="0"/>
+        <w:autoSpaceDN w:val="0"/>
+      </w:pPr>
+    </w:p>
+    <w:p>
+      <w:pPr>
+        <w:autoSpaceDE w:val="0"/>
+        <w:autoSpaceDN w:val="0"/>
+      </w:pPr>
       <w:r>
         <w:rPr>
           <w:rFonts w:ascii="맑은 고딕" w:hAnsi="맑은 고딕" w:eastAsia="맑은 고딕" w:cs="맑은 고딕"/>
@@ -338,11 +607,23 @@
         <w:t>(3) 군수는 폐기물관리법 제48조에 따라 반입된 폐기물 전량을 수거·적법 처리하라는 조치명령을 하였습니다.</w:t>
       </w:r>
     </w:p>
-    <w:p/>
-    <w:p/>
+    <w:p>
+      <w:pPr>
+        <w:autoSpaceDE w:val="0"/>
+        <w:autoSpaceDN w:val="0"/>
+      </w:pPr>
+    </w:p>
+    <w:p>
+      <w:pPr>
+        <w:autoSpaceDE w:val="0"/>
+        <w:autoSpaceDN w:val="0"/>
+      </w:pPr>
+    </w:p>
     <w:p>
       <w:pPr>
         <w:pStyle w:val="2"/>
+        <w:autoSpaceDE w:val="0"/>
+        <w:autoSpaceDN w:val="0"/>
         <w:spacing w:before="80"/>
       </w:pPr>
       <w:r>
@@ -354,6 +635,10 @@
       </w:r>
     </w:p>
     <w:p>
+      <w:pPr>
+        <w:autoSpaceDE w:val="0"/>
+        <w:autoSpaceDN w:val="0"/>
+      </w:pPr>
       <w:r>
         <w:rPr>
           <w:rFonts w:ascii="맑은 고딕" w:hAnsi="맑은 고딕" w:eastAsia="맑은 고딕" w:cs="맑은 고딕"/>
@@ -362,11 +647,23 @@
         <w:t>R-7-1 유형으로 [별표 5의3]의 재활용 기준은 충족했으나, 폐기물·성토 부분의 토양오염물질이 토양오염우려기준을 초과하여 [별표 5의4] 준수사항을 지키지 못한 경우, 폐기물관리법 제13조의2를 위반한 것인지가 쟁점입니다.</w:t>
       </w:r>
     </w:p>
-    <w:p/>
-    <w:p/>
+    <w:p>
+      <w:pPr>
+        <w:autoSpaceDE w:val="0"/>
+        <w:autoSpaceDN w:val="0"/>
+      </w:pPr>
+    </w:p>
+    <w:p>
+      <w:pPr>
+        <w:autoSpaceDE w:val="0"/>
+        <w:autoSpaceDN w:val="0"/>
+      </w:pPr>
+    </w:p>
     <w:p>
       <w:pPr>
         <w:pStyle w:val="2"/>
+        <w:autoSpaceDE w:val="0"/>
+        <w:autoSpaceDN w:val="0"/>
         <w:spacing w:before="80"/>
       </w:pPr>
       <w:r>
@@ -404,6 +701,10 @@
             </w:tcBorders>
           </w:tcPr>
           <w:p>
+            <w:pPr>
+              <w:autoSpaceDE w:val="0"/>
+              <w:autoSpaceDN w:val="0"/>
+            </w:pPr>
             <w:r/>
             <w:r>
               <w:rPr>
@@ -425,6 +726,10 @@
             </w:tcBorders>
           </w:tcPr>
           <w:p>
+            <w:pPr>
+              <w:autoSpaceDE w:val="0"/>
+              <w:autoSpaceDN w:val="0"/>
+            </w:pPr>
             <w:r/>
             <w:r>
               <w:rPr>
@@ -445,6 +750,10 @@
             <w:shd w:val="clear" w:color="auto" w:fill="F2F2F2"/>
           </w:tcPr>
           <w:p>
+            <w:pPr>
+              <w:autoSpaceDE w:val="0"/>
+              <w:autoSpaceDN w:val="0"/>
+            </w:pPr>
             <w:r/>
             <w:r>
               <w:rPr>
@@ -462,6 +771,10 @@
             <w:tcW w:type="pct" w:w="3900"/>
           </w:tcPr>
           <w:p>
+            <w:pPr>
+              <w:autoSpaceDE w:val="0"/>
+              <w:autoSpaceDN w:val="0"/>
+            </w:pPr>
             <w:r/>
             <w:r>
               <w:rPr>
@@ -482,6 +795,10 @@
             <w:shd w:val="clear" w:color="auto" w:fill="F2F2F2"/>
           </w:tcPr>
           <w:p>
+            <w:pPr>
+              <w:autoSpaceDE w:val="0"/>
+              <w:autoSpaceDN w:val="0"/>
+            </w:pPr>
             <w:r/>
             <w:r>
               <w:rPr>
@@ -499,6 +816,10 @@
             <w:tcW w:type="pct" w:w="3900"/>
           </w:tcPr>
           <w:p>
+            <w:pPr>
+              <w:autoSpaceDE w:val="0"/>
+              <w:autoSpaceDN w:val="0"/>
+            </w:pPr>
             <w:r/>
             <w:r>
               <w:rPr>
@@ -513,11 +834,23 @@
         </w:tc>
       </w:tr>
     </w:tbl>
-    <w:p/>
-    <w:p/>
+    <w:p>
+      <w:pPr>
+        <w:autoSpaceDE w:val="0"/>
+        <w:autoSpaceDN w:val="0"/>
+      </w:pPr>
+    </w:p>
+    <w:p>
+      <w:pPr>
+        <w:autoSpaceDE w:val="0"/>
+        <w:autoSpaceDN w:val="0"/>
+      </w:pPr>
+    </w:p>
     <w:p>
       <w:pPr>
         <w:pStyle w:val="2"/>
+        <w:autoSpaceDE w:val="0"/>
+        <w:autoSpaceDN w:val="0"/>
         <w:spacing w:before="80"/>
       </w:pPr>
       <w:r>
@@ -529,6 +862,10 @@
       </w:r>
     </w:p>
     <w:p>
+      <w:pPr>
+        <w:autoSpaceDE w:val="0"/>
+        <w:autoSpaceDN w:val="0"/>
+      </w:pPr>
       <w:r>
         <w:rPr>
           <w:rFonts w:ascii="맑은 고딕" w:hAnsi="맑은 고딕" w:eastAsia="맑은 고딕" w:cs="맑은 고딕"/>
@@ -537,8 +874,17 @@
         <w:t>① 폐기물관리법은 재활용을 원칙적으로 허용하되 위해 우려가 있으면 금지하는 방식이므로, 재활용 기준과 준수사항을 엄격하게 설정할 필요가 있습니다.</w:t>
       </w:r>
     </w:p>
-    <w:p/>
-    <w:p>
+    <w:p>
+      <w:pPr>
+        <w:autoSpaceDE w:val="0"/>
+        <w:autoSpaceDN w:val="0"/>
+      </w:pPr>
+    </w:p>
+    <w:p>
+      <w:pPr>
+        <w:autoSpaceDE w:val="0"/>
+        <w:autoSpaceDN w:val="0"/>
+      </w:pPr>
       <w:r>
         <w:rPr>
           <w:rFonts w:ascii="맑은 고딕" w:hAnsi="맑은 고딕" w:eastAsia="맑은 고딕" w:cs="맑은 고딕"/>
@@ -547,8 +893,17 @@
         <w:t>② 성토재로 재활용한 폐기물은 기존 토양과 상호작용해 오염을 일으킬 수 있고 공사 완료 후 분리도 어려우므로, 토양오염 예방·저감 차원의 관리가 필요합니다.</w:t>
       </w:r>
     </w:p>
-    <w:p/>
-    <w:p>
+    <w:p>
+      <w:pPr>
+        <w:autoSpaceDE w:val="0"/>
+        <w:autoSpaceDN w:val="0"/>
+      </w:pPr>
+    </w:p>
+    <w:p>
+      <w:pPr>
+        <w:autoSpaceDE w:val="0"/>
+        <w:autoSpaceDN w:val="0"/>
+      </w:pPr>
       <w:r>
         <w:rPr>
           <w:rFonts w:ascii="맑은 고딕" w:hAnsi="맑은 고딕" w:eastAsia="맑은 고딕" w:cs="맑은 고딕"/>
@@ -557,124 +912,23 @@
         <w:t>③ 제1항제1호~제3호(환경오염 금지)는 구체적 기준을 직접 정하지 않고 제3항 위임 [별표 5의4]가 오염물질별 예방·저감 방법과 정도를 정합니다. 따라서 [별표 5의3]에 R-7-1 토양오염우려기준 명시가 없어도 [별표 5의4]로 규율됩니다.</w:t>
       </w:r>
     </w:p>
-    <w:p/>
-    <w:p/>
+    <w:p>
+      <w:pPr>
+        <w:autoSpaceDE w:val="0"/>
+        <w:autoSpaceDN w:val="0"/>
+      </w:pPr>
+    </w:p>
+    <w:p>
+      <w:pPr>
+        <w:autoSpaceDE w:val="0"/>
+        <w:autoSpaceDN w:val="0"/>
+      </w:pPr>
+    </w:p>
     <w:p>
       <w:pPr>
         <w:pStyle w:val="2"/>
-        <w:spacing w:before="80"/>
-      </w:pPr>
-      <w:r>
-        <w:rPr>
-          <w:rFonts w:ascii="맑은 고딕" w:hAnsi="맑은 고딕" w:eastAsia="맑은 고딕" w:cs="맑은 고딕"/>
-          <w:color w:val="000000"/>
-        </w:rPr>
-        <w:t>6. 참조 조문</w:t>
-      </w:r>
-    </w:p>
-    <w:p>
-      <w:pPr>
-        <w:pStyle w:val="cite1"/>
-      </w:pPr>
-      <w:r>
-        <w:rPr>
-          <w:rFonts w:ascii="맑은 고딕" w:hAnsi="맑은 고딕" w:eastAsia="맑은 고딕" w:cs="맑은 고딕"/>
-          <w:color w:val="000000"/>
-        </w:rPr>
-        <w:t>구 폐기물관리법 · 관련 시행규칙</w:t>
-      </w:r>
-    </w:p>
-    <w:p>
-      <w:r>
-        <w:rPr>
-          <w:rFonts w:ascii="맑은 고딕" w:hAnsi="맑은 고딕" w:eastAsia="맑은 고딕" w:cs="맑은 고딕"/>
-          <w:color w:val="000000"/>
-        </w:rPr>
-        <w:t>구 폐기물관리법 제1조 · 제13조의2 제1항·제3항 · 제48조</w:t>
-      </w:r>
-      <w:r>
-        <w:rPr>
-          <w:rFonts w:ascii="맑은 고딕" w:hAnsi="맑은 고딕" w:eastAsia="맑은 고딕" w:cs="맑은 고딕"/>
-          <w:color w:val="000000"/>
-        </w:rPr>
-        <w:br/>
-      </w:r>
-      <w:r>
-        <w:rPr>
-          <w:rFonts w:ascii="맑은 고딕" w:hAnsi="맑은 고딕" w:eastAsia="맑은 고딕" w:cs="맑은 고딕"/>
-          <w:color w:val="000000"/>
-        </w:rPr>
-        <w:t>구 폐기물관리법 시행규칙 제14조의3 제1항 [별표 5의3] · 제5항 [별표 5의4]</w:t>
-      </w:r>
-      <w:r>
-        <w:rPr>
-          <w:rFonts w:ascii="맑은 고딕" w:hAnsi="맑은 고딕" w:eastAsia="맑은 고딕" w:cs="맑은 고딕"/>
-          <w:color w:val="000000"/>
-        </w:rPr>
-        <w:br/>
-      </w:r>
-      <w:r>
-        <w:rPr>
-          <w:rFonts w:ascii="맑은 고딕" w:hAnsi="맑은 고딕" w:eastAsia="맑은 고딕" w:cs="맑은 고딕"/>
-          <w:color w:val="000000"/>
-        </w:rPr>
-        <w:t>구 토양환경보전법 시행규칙 [별표 3] 토양오염우려기준</w:t>
-      </w:r>
-    </w:p>
-    <w:p>
-      <w:pPr>
-        <w:pStyle w:val="note"/>
-        <w:spacing w:before="120"/>
-      </w:pPr>
-      <w:r>
-        <w:rPr>
-          <w:rFonts w:ascii="맑은 고딕" w:hAnsi="맑은 고딕" w:eastAsia="맑은 고딕" w:cs="맑은 고딕"/>
-          <w:color w:val="000000"/>
-        </w:rPr>
-        <w:t>※ 성토재(R-7-1) 재활용은 [별표 5의3] 재활용 기준만이 아니라 [별표 5의4] 준수사항의 토양오염우려기준을 반드시 충족해야 합니다.</w:t>
-      </w:r>
-    </w:p>
-    <w:p>
-      <w:pPr>
-        <w:pStyle w:val="note"/>
-      </w:pPr>
-      <w:r>
-        <w:rPr>
-          <w:rFonts w:ascii="맑은 고딕" w:hAnsi="맑은 고딕" w:eastAsia="맑은 고딕" w:cs="맑은 고딕"/>
-          <w:color w:val="000000"/>
-        </w:rPr>
-        <w:t>※ 초과 시 폐기물관리법 제48조에 따른 조치명령(반입 폐기물 전량 수거·처리) 대상이 될 수 있습니다.</w:t>
-      </w:r>
-    </w:p>
-    <w:p>
-      <w:pPr>
-        <w:pStyle w:val="note"/>
-      </w:pPr>
-      <w:r>
-        <w:rPr>
-          <w:rFonts w:ascii="맑은 고딕" w:hAnsi="맑은 고딕" w:eastAsia="맑은 고딕" w:cs="맑은 고딕"/>
-          <w:color w:val="000000"/>
-        </w:rPr>
-        <w:t>※ 이 사건 처분 이후 시행규칙 개정으로 R-7-1에도 토양오염우려기준이 명시되었으며, 결론은 현행과 같습니다.</w:t>
-      </w:r>
-    </w:p>
-    <w:p>
-      <w:pPr>
-        <w:pStyle w:val="note"/>
-      </w:pPr>
-      <w:r>
-        <w:rPr>
-          <w:rFonts w:ascii="맑은 고딕" w:hAnsi="맑은 고딕" w:eastAsia="맑은 고딕" w:cs="맑은 고딕"/>
-          <w:color w:val="000000"/>
-        </w:rPr>
-        <w:t>※ 본 정리는 판결문(대법원 2023두31454)을 요약한 참고자료이며, 구체적 사안은 원문과 전문가 검토가 필요합니다.</w:t>
-      </w:r>
-    </w:p>
-    <w:p/>
-    <w:p/>
-    <w:p>
-      <w:pPr>
-        <w:pStyle w:val="2"/>
+        <w:autoSpaceDE w:val="0"/>
+        <w:autoSpaceDN w:val="0"/>
         <w:spacing w:before="200"/>
       </w:pPr>
       <w:r>
@@ -712,6 +966,10 @@
             </w:tcBorders>
           </w:tcPr>
           <w:p>
+            <w:pPr>
+              <w:autoSpaceDE w:val="0"/>
+              <w:autoSpaceDN w:val="0"/>
+            </w:pPr>
             <w:r/>
             <w:r>
               <w:rPr>
@@ -733,6 +991,10 @@
             </w:tcBorders>
           </w:tcPr>
           <w:p>
+            <w:pPr>
+              <w:autoSpaceDE w:val="0"/>
+              <w:autoSpaceDN w:val="0"/>
+            </w:pPr>
             <w:r/>
             <w:r>
               <w:rPr>
@@ -753,6 +1015,10 @@
             <w:shd w:val="clear" w:color="auto" w:fill="F2F2F2"/>
           </w:tcPr>
           <w:p>
+            <w:pPr>
+              <w:autoSpaceDE w:val="0"/>
+              <w:autoSpaceDN w:val="0"/>
+            </w:pPr>
             <w:r/>
             <w:r>
               <w:rPr>
@@ -788,6 +1054,10 @@
             <w:tcW w:type="pct" w:w="3600"/>
           </w:tcPr>
           <w:p>
+            <w:pPr>
+              <w:autoSpaceDE w:val="0"/>
+              <w:autoSpaceDN w:val="0"/>
+            </w:pPr>
             <w:r/>
             <w:r>
               <w:rPr>
@@ -882,6 +1152,10 @@
             <w:shd w:val="clear" w:color="auto" w:fill="F2F2F2"/>
           </w:tcPr>
           <w:p>
+            <w:pPr>
+              <w:autoSpaceDE w:val="0"/>
+              <w:autoSpaceDN w:val="0"/>
+            </w:pPr>
             <w:r/>
             <w:r>
               <w:rPr>
@@ -917,6 +1191,10 @@
             <w:tcW w:type="pct" w:w="3600"/>
           </w:tcPr>
           <w:p>
+            <w:pPr>
+              <w:autoSpaceDE w:val="0"/>
+              <w:autoSpaceDN w:val="0"/>
+            </w:pPr>
             <w:r/>
             <w:r>
               <w:rPr>
@@ -957,6 +1235,10 @@
             <w:shd w:val="clear" w:color="auto" w:fill="F2F2F2"/>
           </w:tcPr>
           <w:p>
+            <w:pPr>
+              <w:autoSpaceDE w:val="0"/>
+              <w:autoSpaceDN w:val="0"/>
+            </w:pPr>
             <w:r/>
             <w:r>
               <w:rPr>
@@ -992,6 +1274,10 @@
             <w:tcW w:type="pct" w:w="3600"/>
           </w:tcPr>
           <w:p>
+            <w:pPr>
+              <w:autoSpaceDE w:val="0"/>
+              <w:autoSpaceDN w:val="0"/>
+            </w:pPr>
             <w:r/>
             <w:r>
               <w:rPr>
@@ -1041,6 +1327,10 @@
             <w:shd w:val="clear" w:color="auto" w:fill="F2F2F2"/>
           </w:tcPr>
           <w:p>
+            <w:pPr>
+              <w:autoSpaceDE w:val="0"/>
+              <w:autoSpaceDN w:val="0"/>
+            </w:pPr>
             <w:r/>
             <w:r>
               <w:rPr>
@@ -1076,6 +1366,10 @@
             <w:tcW w:type="pct" w:w="3600"/>
           </w:tcPr>
           <w:p>
+            <w:pPr>
+              <w:autoSpaceDE w:val="0"/>
+              <w:autoSpaceDN w:val="0"/>
+            </w:pPr>
             <w:r/>
             <w:r>
               <w:rPr>
@@ -1106,6 +1400,10 @@
             <w:shd w:val="clear" w:color="auto" w:fill="F2F2F2"/>
           </w:tcPr>
           <w:p>
+            <w:pPr>
+              <w:autoSpaceDE w:val="0"/>
+              <w:autoSpaceDN w:val="0"/>
+            </w:pPr>
             <w:r/>
             <w:r>
               <w:rPr>
@@ -1141,6 +1439,10 @@
             <w:tcW w:type="pct" w:w="3600"/>
           </w:tcPr>
           <w:p>
+            <w:pPr>
+              <w:autoSpaceDE w:val="0"/>
+              <w:autoSpaceDN w:val="0"/>
+            </w:pPr>
             <w:r/>
             <w:r>
               <w:rPr>
@@ -1171,6 +1473,10 @@
             <w:shd w:val="clear" w:color="auto" w:fill="F2F2F2"/>
           </w:tcPr>
           <w:p>
+            <w:pPr>
+              <w:autoSpaceDE w:val="0"/>
+              <w:autoSpaceDN w:val="0"/>
+            </w:pPr>
             <w:r/>
             <w:r>
               <w:rPr>
@@ -1206,6 +1512,10 @@
             <w:tcW w:type="pct" w:w="3600"/>
           </w:tcPr>
           <w:p>
+            <w:pPr>
+              <w:autoSpaceDE w:val="0"/>
+              <w:autoSpaceDN w:val="0"/>
+            </w:pPr>
             <w:r/>
             <w:r>
               <w:rPr>
@@ -1261,6 +1571,8 @@
     <w:p>
       <w:pPr>
         <w:pStyle w:val="note"/>
+        <w:autoSpaceDE w:val="0"/>
+        <w:autoSpaceDN w:val="0"/>
         <w:spacing w:before="80"/>
       </w:pPr>
       <w:r>
@@ -1268,12 +1580,89 @@
           <w:rFonts w:ascii="맑은 고딕" w:hAnsi="맑은 고딕" w:eastAsia="맑은 고딕" w:cs="맑은 고딕"/>
           <w:color w:val="000000"/>
         </w:rPr>
-        <w:t>※ 위 문구는 판결에 적용된 구법(개정 전) 기준이며, 현행법에서는 위임 표현이 ‘기후에너지환경부령’으로 바뀌고 제13조의2 제1항에 제4호가 신설되는 등 조문 번호가 일부 조정되었습니다.</w:t>
+        <w:t>※ 성토재(R-7-1) 재활용은 [별표 5의3] 재활용 기준만이 아니라 [별표 5의4] 준수사항의 토양오염우려기준을 반드시 충족해야 합니다.</w:t>
       </w:r>
     </w:p>
     <w:p>
       <w:pPr>
+        <w:pStyle w:val="note"/>
+        <w:autoSpaceDE w:val="0"/>
+        <w:autoSpaceDN w:val="0"/>
+        <w:spacing w:before="80"/>
+      </w:pPr>
+      <w:r>
+        <w:rPr>
+          <w:rFonts w:ascii="맑은 고딕" w:hAnsi="맑은 고딕" w:eastAsia="맑은 고딕" w:cs="맑은 고딕"/>
+          <w:color w:val="000000"/>
+        </w:rPr>
+        <w:t>※ 초과 시 폐기물관리법 제48조에 따른 조치명령(반입 폐기물 전량 수거·처리) 대상이 될 수 있습니다.</w:t>
+      </w:r>
+    </w:p>
+    <w:p>
+      <w:pPr>
+        <w:pStyle w:val="note"/>
+        <w:autoSpaceDE w:val="0"/>
+        <w:autoSpaceDN w:val="0"/>
+        <w:spacing w:before="80"/>
+      </w:pPr>
+      <w:r>
+        <w:rPr>
+          <w:rFonts w:ascii="맑은 고딕" w:hAnsi="맑은 고딕" w:eastAsia="맑은 고딕" w:cs="맑은 고딕"/>
+          <w:color w:val="000000"/>
+        </w:rPr>
+        <w:t>※ 이 사건 처분 이후 시행규칙 개정으로 R-7-1에도 토양오염우려기준이 명시되었으며, 결론은 현행과 같습니다.</w:t>
+      </w:r>
+    </w:p>
+    <w:p>
+      <w:pPr>
+        <w:pStyle w:val="note"/>
+        <w:autoSpaceDE w:val="0"/>
+        <w:autoSpaceDN w:val="0"/>
+        <w:spacing w:before="80"/>
+      </w:pPr>
+      <w:r>
+        <w:rPr>
+          <w:rFonts w:ascii="맑은 고딕" w:hAnsi="맑은 고딕" w:eastAsia="맑은 고딕" w:cs="맑은 고딕"/>
+          <w:color w:val="000000"/>
+        </w:rPr>
+        <w:t>※ 본 정리는 판결문을 요약한 참고자료이며, 구체적 사안은 판결 원문과 전문가 검토가 필요합니다.</w:t>
+      </w:r>
+    </w:p>
+    <w:p>
+      <w:pPr>
+        <w:autoSpaceDE w:val="0"/>
+        <w:autoSpaceDN w:val="0"/>
+        <w:spacing w:before="120"/>
+      </w:pPr>
+      <w:r>
+        <w:rPr>
+          <w:rFonts w:ascii="맑은 고딕" w:hAnsi="맑은 고딕" w:eastAsia="맑은 고딕" w:cs="맑은 고딕"/>
+          <w:color w:val="000000"/>
+          <w:sz w:val="18"/>
+        </w:rPr>
+        <w:t>원문  https://www.law.go.kr/판례/(2023두31454)</w:t>
+      </w:r>
+    </w:p>
+    <w:p>
+      <w:pPr>
+        <w:autoSpaceDE w:val="0"/>
+        <w:autoSpaceDN w:val="0"/>
+        <w:spacing w:before="80"/>
+      </w:pPr>
+      <w:r>
+        <w:rPr>
+          <w:rFonts w:ascii="맑은 고딕" w:hAnsi="맑은 고딕" w:eastAsia="맑은 고딕" w:cs="맑은 고딕"/>
+          <w:color w:val="000000"/>
+          <w:sz w:val="18"/>
+        </w:rPr>
+        <w:t>태그  #폐기물관리법판례 #폐기물재활용 #성토재 #토양오염우려기준 #R7유형 #재활용기준 #조치명령 #폐기물처리업허가 #대법원판례 #2023두31454 #환경법 #환경인허가 #인허가서대리 #서대리</w:t>
+      </w:r>
+    </w:p>
+    <w:p>
+      <w:pPr>
         <w:pStyle w:val="mark"/>
+        <w:autoSpaceDE w:val="0"/>
+        <w:autoSpaceDN w:val="0"/>
       </w:pPr>
       <w:r>
         <w:rPr>

--- a/블로그글작성/판례/판례_대법원2023두31454_성토재R-7-1_토양오염우려기준.docx
+++ b/블로그글작성/판례/판례_대법원2023두31454_성토재R-7-1_토양오염우려기준.docx
@@ -870,9 +870,9 @@
       <w:r>
         <w:rPr>
           <w:rFonts w:ascii="맑은 고딕" w:hAnsi="맑은 고딕" w:eastAsia="맑은 고딕" w:cs="맑은 고딕"/>
+          <w:b/>
           <w:color w:val="000000"/>
           <w:u w:val="single"/>
-          <w:shd w:val="clear" w:color="auto" w:fill="FFF2CC"/>
         </w:rPr>
         <w:t>① 폐기물관리법은 재활용을 원칙적으로 허용하되 위해 우려가 있으면 금지하는 방식이므로, 재활용 기준과 준수사항을 엄격하게 설정할 필요가 있습니다.</w:t>
       </w:r>

--- a/블로그글작성/판례/판례_대법원2023두31454_성토재R-7-1_토양오염우려기준.docx
+++ b/블로그글작성/판례/판례_대법원2023두31454_성토재R-7-1_토양오염우려기준.docx
@@ -1573,6 +1573,32 @@
         </w:tc>
       </w:tr>
     </w:tbl>
+    <w:p>
+      <w:pPr>
+        <w:pStyle w:val="2"/>
+      </w:pPr>
+      <w:r>
+        <w:t>핵심 요약</w:t>
+      </w:r>
+    </w:p>
+    <w:p>
+      <w:pPr/>
+      <w:r>
+        <w:t>폐기물을 공사현장 성토재로 재활용하는 R-7-1 유형에서도 토양오염우려기준을 반드시 지켜야 합니다.</w:t>
+      </w:r>
+    </w:p>
+    <w:p>
+      <w:pPr/>
+      <w:r>
+        <w:t>재활용 기준([별표 5의3])을 충족했더라도 준수사항([별표 5의4])의 토양오염우려기준을 넘기면 폐기물관리법 위반이 됩니다.</w:t>
+      </w:r>
+    </w:p>
+    <w:p>
+      <w:pPr/>
+      <w:r>
+        <w:t>성토재로 반입하기 전에 카드뮴, 아연, 불소 등 토양오염물질이 우려기준을 초과하지 않는지 검사해야 조치명령을 피할 수 있습니다.</w:t>
+      </w:r>
+    </w:p>
     <w:p>
       <w:pPr>
         <w:pStyle w:val="note"/>

--- a/블로그글작성/판례/판례_대법원2023두31454_성토재R-7-1_토양오염우려기준.docx
+++ b/블로그글작성/판례/판례_대법원2023두31454_성토재R-7-1_토양오염우려기준.docx
@@ -16,7 +16,7 @@
           <w:color w:val="000000"/>
           <w:sz w:val="32"/>
         </w:rPr>
-        <w:t>성토재(R-7-1) 재활용도 토양오염우려기준을 지켜야 합니다</w:t>
+        <w:t>성토재(R-7-1) 재활용도 토양오염우려기준을 지켜야 합니다. (2023두31454)</w:t>
       </w:r>
     </w:p>
     <w:p>
@@ -47,12 +47,6 @@
         </w:rPr>
         <w:t>○ 폐기물을 인·허가받은 건축·토목공사현장의 성토재로 재활용하는 R-7-1 유형에서도 토양오염우려기준을 지켜야 하는지가 문제된 사건입니다. 대법원은 재활용 기준([별표 5의3])과 준수사항([별표 5의4])을 모두 지켜야 하므로 성토재 재활용에도 토양오염우려기준이 적용된다고 보았습니다.</w:t>
       </w:r>
-    </w:p>
-    <w:p>
-      <w:pPr>
-        <w:autoSpaceDE w:val="0"/>
-        <w:autoSpaceDN w:val="0"/>
-      </w:pPr>
     </w:p>
     <w:p>
       <w:pPr>
@@ -223,12 +217,6 @@
     </w:p>
     <w:p>
       <w:pPr>
-        <w:autoSpaceDE w:val="0"/>
-        <w:autoSpaceDN w:val="0"/>
-      </w:pPr>
-    </w:p>
-    <w:p>
-      <w:pPr>
         <w:pStyle w:val="2"/>
         <w:autoSpaceDE w:val="0"/>
         <w:autoSpaceDN w:val="0"/>
@@ -537,12 +525,6 @@
     </w:p>
     <w:p>
       <w:pPr>
-        <w:autoSpaceDE w:val="0"/>
-        <w:autoSpaceDN w:val="0"/>
-      </w:pPr>
-    </w:p>
-    <w:p>
-      <w:pPr>
         <w:pStyle w:val="2"/>
         <w:autoSpaceDE w:val="0"/>
         <w:autoSpaceDN w:val="0"/>
@@ -606,12 +588,6 @@
         </w:rPr>
         <w:t>(3) 군수는 폐기물관리법 제48조에 따라 반입된 폐기물 전량을 수거·적법 처리하라는 조치명령을 하였습니다.</w:t>
       </w:r>
-    </w:p>
-    <w:p>
-      <w:pPr>
-        <w:autoSpaceDE w:val="0"/>
-        <w:autoSpaceDN w:val="0"/>
-      </w:pPr>
     </w:p>
     <w:p>
       <w:pPr>
@@ -647,12 +623,6 @@
         </w:rPr>
         <w:t>R-7-1 유형으로 [별표 5의3]의 재활용 기준은 충족했으나, 폐기물·성토 부분의 토양오염물질이 토양오염우려기준을 초과하여 [별표 5의4] 준수사항을 지키지 못한 경우, 폐기물관리법 제13조의2를 위반한 것인지가 쟁점입니다.</w:t>
       </w:r>
-    </w:p>
-    <w:p>
-      <w:pPr>
-        <w:autoSpaceDE w:val="0"/>
-        <w:autoSpaceDN w:val="0"/>
-      </w:pPr>
     </w:p>
     <w:p>
       <w:pPr>
@@ -843,12 +813,6 @@
     </w:p>
     <w:p>
       <w:pPr>
-        <w:autoSpaceDE w:val="0"/>
-        <w:autoSpaceDN w:val="0"/>
-      </w:pPr>
-    </w:p>
-    <w:p>
-      <w:pPr>
         <w:pStyle w:val="2"/>
         <w:autoSpaceDE w:val="0"/>
         <w:autoSpaceDN w:val="0"/>
@@ -916,12 +880,6 @@
         </w:rPr>
         <w:t>③ 제1항제1호~제3호(환경오염 금지)는 구체적 기준을 직접 정하지 않고 제3항 위임 [별표 5의4]가 오염물질별 예방·저감 방법과 정도를 정합니다. 따라서 [별표 5의3]에 R-7-1 토양오염우려기준 명시가 없어도 [별표 5의4]로 규율됩니다.</w:t>
       </w:r>
-    </w:p>
-    <w:p>
-      <w:pPr>
-        <w:autoSpaceDE w:val="0"/>
-        <w:autoSpaceDN w:val="0"/>
-      </w:pPr>
     </w:p>
     <w:p>
       <w:pPr>
